--- a/Reportes/FJ_GarantiaJ_Bas313.docx
+++ b/Reportes/FJ_GarantiaJ_Bas313.docx
@@ -51,33 +51,7 @@
           <w:sz w:val="17"/>
           <w:szCs w:val="24"/>
         </w:rPr>
-        <w:t>{</w:t>
-      </w:r>
-      <w:proofErr w:type="spellStart"/>
-      <w:proofErr w:type="gramStart"/>
-      <w:r>
-        <w:rPr>
-          <w:rFonts w:ascii="Arial" w:eastAsia="Times New Roman" w:hAnsi="Arial" w:cs="Arial"/>
-          <w:b/>
-          <w:color w:val="000000"/>
-          <w:kern w:val="2"/>
-          <w:sz w:val="17"/>
-          <w:szCs w:val="24"/>
-        </w:rPr>
-        <w:t>custom.SumaTextoTotal</w:t>
-      </w:r>
-      <w:proofErr w:type="spellEnd"/>
-      <w:proofErr w:type="gramEnd"/>
-      <w:r>
-        <w:rPr>
-          <w:rFonts w:ascii="Arial" w:eastAsia="Times New Roman" w:hAnsi="Arial" w:cs="Arial"/>
-          <w:b/>
-          <w:color w:val="000000"/>
-          <w:kern w:val="2"/>
-          <w:sz w:val="17"/>
-          <w:szCs w:val="24"/>
-        </w:rPr>
-        <w:t>}</w:t>
+        <w:t>{custom.SumaTextoTotal}</w:t>
       </w:r>
     </w:p>
     <w:p>
@@ -129,33 +103,7 @@
           <w:sz w:val="17"/>
           <w:szCs w:val="24"/>
         </w:rPr>
-        <w:t>{</w:t>
-      </w:r>
-      <w:proofErr w:type="spellStart"/>
-      <w:proofErr w:type="gramStart"/>
-      <w:r>
-        <w:rPr>
-          <w:rFonts w:ascii="Arial" w:eastAsia="Times New Roman" w:hAnsi="Arial" w:cs="Arial"/>
-          <w:b/>
-          <w:color w:val="000000"/>
-          <w:kern w:val="2"/>
-          <w:sz w:val="17"/>
-          <w:szCs w:val="24"/>
-        </w:rPr>
-        <w:t>custom.SumaTextoTotal</w:t>
-      </w:r>
-      <w:proofErr w:type="spellEnd"/>
-      <w:proofErr w:type="gramEnd"/>
-      <w:r>
-        <w:rPr>
-          <w:rFonts w:ascii="Arial" w:eastAsia="Times New Roman" w:hAnsi="Arial" w:cs="Arial"/>
-          <w:b/>
-          <w:color w:val="000000"/>
-          <w:kern w:val="2"/>
-          <w:sz w:val="17"/>
-          <w:szCs w:val="24"/>
-        </w:rPr>
-        <w:t>}</w:t>
+        <w:t>{custom.SumaTextoTotal}</w:t>
       </w:r>
     </w:p>
     <w:p>
@@ -207,20 +155,7 @@
           <w:sz w:val="17"/>
           <w:szCs w:val="24"/>
         </w:rPr>
-        <w:t>{</w:t>
-      </w:r>
-      <w:proofErr w:type="spellStart"/>
-      <w:proofErr w:type="gramStart"/>
-      <w:r>
-        <w:rPr>
-          <w:rFonts w:ascii="Arial" w:eastAsia="Times New Roman" w:hAnsi="Arial" w:cs="Arial"/>
-          <w:b/>
-          <w:color w:val="000000"/>
-          <w:kern w:val="2"/>
-          <w:sz w:val="17"/>
-          <w:szCs w:val="24"/>
-        </w:rPr>
-        <w:t>custom.</w:t>
+        <w:t>{custom.</w:t>
       </w:r>
       <w:r>
         <w:rPr>
@@ -233,8 +168,6 @@
         </w:rPr>
         <w:t>NumeroFianza</w:t>
       </w:r>
-      <w:proofErr w:type="spellEnd"/>
-      <w:proofErr w:type="gramEnd"/>
       <w:r>
         <w:rPr>
           <w:rFonts w:ascii="Arial" w:eastAsia="Times New Roman" w:hAnsi="Arial" w:cs="Arial"/>
@@ -296,34 +229,19 @@
           <w:sz w:val="17"/>
           <w:szCs w:val="24"/>
         </w:rPr>
-        <w:t>{</w:t>
-      </w:r>
-      <w:proofErr w:type="spellStart"/>
-      <w:proofErr w:type="gramStart"/>
-      <w:r>
-        <w:rPr>
-          <w:rFonts w:ascii="Arial" w:eastAsia="Times New Roman" w:hAnsi="Arial" w:cs="Arial"/>
-          <w:b/>
-          <w:color w:val="000000"/>
-          <w:kern w:val="2"/>
-          <w:sz w:val="17"/>
-          <w:szCs w:val="24"/>
-        </w:rPr>
-        <w:t>custom.</w:t>
-      </w:r>
-      <w:r>
-        <w:rPr>
-          <w:rFonts w:ascii="Arial" w:eastAsia="Times New Roman" w:hAnsi="Arial" w:cs="Arial"/>
-          <w:b/>
-          <w:color w:val="000000"/>
-          <w:kern w:val="2"/>
-          <w:sz w:val="17"/>
-          <w:szCs w:val="24"/>
-        </w:rPr>
-        <w:t>Prestamo</w:t>
-      </w:r>
-      <w:proofErr w:type="spellEnd"/>
-      <w:proofErr w:type="gramEnd"/>
+        <w:t>{custom.</w:t>
+      </w:r>
+      <w:r>
+        <w:rPr>
+          <w:rFonts w:ascii="Arial" w:eastAsia="Times New Roman" w:hAnsi="Arial" w:cs="Arial"/>
+          <w:b/>
+          <w:color w:val="000000"/>
+          <w:kern w:val="2"/>
+          <w:sz w:val="17"/>
+          <w:szCs w:val="24"/>
+        </w:rPr>
+        <w:t>AFavor</w:t>
+      </w:r>
       <w:r>
         <w:rPr>
           <w:rFonts w:ascii="Arial" w:eastAsia="Times New Roman" w:hAnsi="Arial" w:cs="Arial"/>
@@ -385,34 +303,19 @@
           <w:sz w:val="17"/>
           <w:szCs w:val="24"/>
         </w:rPr>
-        <w:t>{</w:t>
-      </w:r>
-      <w:proofErr w:type="spellStart"/>
-      <w:proofErr w:type="gramStart"/>
-      <w:r>
-        <w:rPr>
-          <w:rFonts w:ascii="Arial" w:eastAsia="Times New Roman" w:hAnsi="Arial" w:cs="Arial"/>
-          <w:b/>
-          <w:color w:val="000000"/>
-          <w:kern w:val="2"/>
-          <w:sz w:val="17"/>
-          <w:szCs w:val="24"/>
-        </w:rPr>
-        <w:t>custom.</w:t>
-      </w:r>
-      <w:r>
-        <w:rPr>
-          <w:rFonts w:ascii="Arial" w:eastAsia="Times New Roman" w:hAnsi="Arial" w:cs="Arial"/>
-          <w:b/>
-          <w:color w:val="000000"/>
-          <w:kern w:val="2"/>
-          <w:sz w:val="17"/>
-          <w:szCs w:val="24"/>
-        </w:rPr>
-        <w:t>AFavor</w:t>
-      </w:r>
-      <w:proofErr w:type="spellEnd"/>
-      <w:proofErr w:type="gramEnd"/>
+        <w:t>{custom.</w:t>
+      </w:r>
+      <w:r>
+        <w:rPr>
+          <w:rFonts w:ascii="Arial" w:eastAsia="Times New Roman" w:hAnsi="Arial" w:cs="Arial"/>
+          <w:b/>
+          <w:color w:val="000000"/>
+          <w:kern w:val="2"/>
+          <w:sz w:val="17"/>
+          <w:szCs w:val="24"/>
+        </w:rPr>
+        <w:t>Secuestrante</w:t>
+      </w:r>
       <w:r>
         <w:rPr>
           <w:rFonts w:ascii="Arial" w:eastAsia="Times New Roman" w:hAnsi="Arial" w:cs="Arial"/>
@@ -474,20 +377,7 @@
           <w:sz w:val="17"/>
           <w:szCs w:val="24"/>
         </w:rPr>
-        <w:t>{</w:t>
-      </w:r>
-      <w:proofErr w:type="spellStart"/>
-      <w:proofErr w:type="gramStart"/>
-      <w:r>
-        <w:rPr>
-          <w:rFonts w:ascii="Arial" w:eastAsia="Times New Roman" w:hAnsi="Arial" w:cs="Arial"/>
-          <w:b/>
-          <w:color w:val="000000"/>
-          <w:kern w:val="2"/>
-          <w:sz w:val="17"/>
-          <w:szCs w:val="24"/>
-        </w:rPr>
-        <w:t>custom.</w:t>
+        <w:t>{custom.</w:t>
       </w:r>
       <w:r>
         <w:rPr>
@@ -500,8 +390,6 @@
         </w:rPr>
         <w:t>NumeroContrato</w:t>
       </w:r>
-      <w:proofErr w:type="spellEnd"/>
-      <w:proofErr w:type="gramEnd"/>
       <w:r>
         <w:rPr>
           <w:rFonts w:ascii="Arial" w:eastAsia="Times New Roman" w:hAnsi="Arial" w:cs="Arial"/>
@@ -698,31 +586,7 @@
           <w:sz w:val="17"/>
           <w:szCs w:val="24"/>
         </w:rPr>
-        <w:t>NÚMERO DE FIANZA: {</w:t>
-      </w:r>
-      <w:proofErr w:type="spellStart"/>
-      <w:proofErr w:type="gramStart"/>
-      <w:r>
-        <w:rPr>
-          <w:rFonts w:ascii="Arial" w:eastAsia="Times New Roman" w:hAnsi="Arial" w:cs="Arial"/>
-          <w:color w:val="000000"/>
-          <w:kern w:val="2"/>
-          <w:sz w:val="17"/>
-          <w:szCs w:val="24"/>
-        </w:rPr>
-        <w:t>custom.NumeroFianza</w:t>
-      </w:r>
-      <w:proofErr w:type="spellEnd"/>
-      <w:proofErr w:type="gramEnd"/>
-      <w:r>
-        <w:rPr>
-          <w:rFonts w:ascii="Arial" w:eastAsia="Times New Roman" w:hAnsi="Arial" w:cs="Arial"/>
-          <w:color w:val="000000"/>
-          <w:kern w:val="2"/>
-          <w:sz w:val="17"/>
-          <w:szCs w:val="24"/>
-        </w:rPr>
-        <w:t>}</w:t>
+        <w:t>NÚMERO DE FIANZA: {custom.NumeroFianza}</w:t>
       </w:r>
     </w:p>
     <w:p>
@@ -849,20 +713,7 @@
           <w:sz w:val="17"/>
           <w:szCs w:val="24"/>
         </w:rPr>
-        <w:t>{</w:t>
-      </w:r>
-      <w:proofErr w:type="spellStart"/>
-      <w:proofErr w:type="gramStart"/>
-      <w:r>
-        <w:rPr>
-          <w:rFonts w:ascii="Arial" w:eastAsia="Times New Roman" w:hAnsi="Arial" w:cs="Arial"/>
-          <w:b/>
-          <w:color w:val="000000"/>
-          <w:kern w:val="2"/>
-          <w:sz w:val="17"/>
-          <w:szCs w:val="24"/>
-        </w:rPr>
-        <w:t>custom.</w:t>
+        <w:t>{custom.</w:t>
       </w:r>
       <w:r>
         <w:rPr>
@@ -875,8 +726,6 @@
         </w:rPr>
         <w:t>Tenedor</w:t>
       </w:r>
-      <w:proofErr w:type="spellEnd"/>
-      <w:proofErr w:type="gramEnd"/>
       <w:r>
         <w:rPr>
           <w:rFonts w:ascii="Arial" w:eastAsia="Times New Roman" w:hAnsi="Arial" w:cs="Arial"/>
@@ -1112,21 +961,19 @@
           <w:sz w:val="17"/>
           <w:szCs w:val="24"/>
         </w:rPr>
-        <w:t>B</w:t>
-      </w:r>
-      <w:proofErr w:type="gramStart"/>
-      <w:r>
-        <w:rPr>
-          <w:rFonts w:ascii="Arial" w:eastAsia="Times New Roman" w:hAnsi="Arial" w:cs="Arial"/>
-          <w:b/>
-          <w:color w:val="000000"/>
-          <w:kern w:val="2"/>
-          <w:sz w:val="17"/>
-          <w:szCs w:val="24"/>
-        </w:rPr>
-        <w:t>/.(</w:t>
-      </w:r>
-      <w:proofErr w:type="gramEnd"/>
+        <w:t>B/.(</w:t>
+      </w:r>
+      <w:r>
+        <w:rPr>
+          <w:rFonts w:ascii="Arial" w:eastAsia="Times New Roman" w:hAnsi="Arial" w:cs="Arial"/>
+          <w:b/>
+          <w:color w:val="000000"/>
+          <w:kern w:val="2"/>
+          <w:sz w:val="17"/>
+          <w:szCs w:val="24"/>
+        </w:rPr>
+        <w:t>{custom.Suma}</w:t>
+      </w:r>
       <w:r>
         <w:rPr>
           <w:rFonts w:ascii="Arial" w:eastAsia="Times New Roman" w:hAnsi="Arial" w:cs="Arial"/>
@@ -1162,12 +1009,33 @@
       <w:r>
         <w:rPr>
           <w:rFonts w:ascii="Arial" w:eastAsia="Times New Roman" w:hAnsi="Arial" w:cs="Arial"/>
-          <w:color w:val="000000"/>
-          <w:kern w:val="2"/>
-          <w:sz w:val="17"/>
-          <w:szCs w:val="24"/>
-        </w:rPr>
-        <w:t xml:space="preserve">   .en adelante </w:t>
+          <w:b/>
+          <w:color w:val="000000"/>
+          <w:kern w:val="2"/>
+          <w:sz w:val="17"/>
+          <w:szCs w:val="24"/>
+        </w:rPr>
+        <w:t>{custom.AFavor},</w:t>
+      </w:r>
+      <w:r>
+        <w:rPr>
+          <w:rFonts w:ascii="Arial" w:eastAsia="Times New Roman" w:hAnsi="Arial" w:cs="Arial"/>
+          <w:color w:val="000000"/>
+          <w:kern w:val="2"/>
+          <w:sz w:val="17"/>
+          <w:szCs w:val="24"/>
+        </w:rPr>
+        <w:t xml:space="preserve"> </w:t>
+      </w:r>
+      <w:r>
+        <w:rPr>
+          <w:rFonts w:ascii="Arial" w:eastAsia="Times New Roman" w:hAnsi="Arial" w:cs="Arial"/>
+          <w:color w:val="000000"/>
+          <w:kern w:val="2"/>
+          <w:sz w:val="17"/>
+          <w:szCs w:val="24"/>
+        </w:rPr>
+        <w:t xml:space="preserve">en adelante </w:t>
       </w:r>
       <w:r>
         <w:rPr>
@@ -1210,21 +1078,19 @@
           <w:sz w:val="17"/>
           <w:szCs w:val="24"/>
         </w:rPr>
-        <w:t>{</w:t>
-      </w:r>
-      <w:proofErr w:type="spellStart"/>
-      <w:r>
-        <w:rPr>
-          <w:rFonts w:ascii="Arial" w:eastAsia="Times New Roman" w:hAnsi="Arial" w:cs="Arial"/>
-          <w:b/>
-          <w:color w:val="000000"/>
-          <w:kern w:val="2"/>
-          <w:sz w:val="17"/>
-          <w:szCs w:val="24"/>
-        </w:rPr>
-        <w:t>custom.AFavor</w:t>
-      </w:r>
-      <w:proofErr w:type="spellEnd"/>
+        <w:t>{custom.</w:t>
+      </w:r>
+      <w:r>
+        <w:rPr>
+          <w:rFonts w:ascii="Arial" w:eastAsia="Times New Roman" w:hAnsi="Arial" w:cs="Arial"/>
+          <w:b/>
+          <w:color w:val="000000"/>
+          <w:kern w:val="2"/>
+          <w:sz w:val="17"/>
+          <w:szCs w:val="24"/>
+        </w:rPr>
+        <w:t>Secuestrante</w:t>
+      </w:r>
       <w:r>
         <w:rPr>
           <w:rFonts w:ascii="Arial" w:eastAsia="Times New Roman" w:hAnsi="Arial" w:cs="Arial"/>
@@ -1429,33 +1295,7 @@
           <w:sz w:val="17"/>
           <w:szCs w:val="24"/>
         </w:rPr>
-        <w:t>{</w:t>
-      </w:r>
-      <w:proofErr w:type="spellStart"/>
-      <w:proofErr w:type="gramStart"/>
-      <w:r>
-        <w:rPr>
-          <w:rFonts w:ascii="Arial" w:eastAsia="Times New Roman" w:hAnsi="Arial" w:cs="Arial"/>
-          <w:b/>
-          <w:color w:val="000000"/>
-          <w:kern w:val="2"/>
-          <w:sz w:val="17"/>
-          <w:szCs w:val="24"/>
-        </w:rPr>
-        <w:t>custom.Tenedor</w:t>
-      </w:r>
-      <w:proofErr w:type="spellEnd"/>
-      <w:proofErr w:type="gramEnd"/>
-      <w:r>
-        <w:rPr>
-          <w:rFonts w:ascii="Arial" w:eastAsia="Times New Roman" w:hAnsi="Arial" w:cs="Arial"/>
-          <w:b/>
-          <w:color w:val="000000"/>
-          <w:kern w:val="2"/>
-          <w:sz w:val="17"/>
-          <w:szCs w:val="24"/>
-        </w:rPr>
-        <w:t>}</w:t>
+        <w:t>{custom.Tenedor}</w:t>
       </w:r>
       <w:r>
         <w:rPr>
@@ -1476,33 +1316,7 @@
           <w:sz w:val="17"/>
           <w:szCs w:val="24"/>
         </w:rPr>
-        <w:t>{</w:t>
-      </w:r>
-      <w:proofErr w:type="spellStart"/>
-      <w:proofErr w:type="gramStart"/>
-      <w:r>
-        <w:rPr>
-          <w:rFonts w:ascii="Arial" w:eastAsia="Times New Roman" w:hAnsi="Arial" w:cs="Arial"/>
-          <w:b/>
-          <w:color w:val="000000"/>
-          <w:kern w:val="2"/>
-          <w:sz w:val="17"/>
-          <w:szCs w:val="24"/>
-        </w:rPr>
-        <w:t>custom.MonedaMonto</w:t>
-      </w:r>
-      <w:proofErr w:type="spellEnd"/>
-      <w:proofErr w:type="gramEnd"/>
-      <w:r>
-        <w:rPr>
-          <w:rFonts w:ascii="Arial" w:eastAsia="Times New Roman" w:hAnsi="Arial" w:cs="Arial"/>
-          <w:b/>
-          <w:color w:val="000000"/>
-          <w:kern w:val="2"/>
-          <w:sz w:val="17"/>
-          <w:szCs w:val="24"/>
-        </w:rPr>
-        <w:t>}</w:t>
+        <w:t>{custom.MonedaMonto}</w:t>
       </w:r>
       <w:r>
         <w:rPr>
@@ -1524,19 +1338,7 @@
           <w:sz w:val="17"/>
           <w:szCs w:val="24"/>
         </w:rPr>
-        <w:t>{</w:t>
-      </w:r>
-      <w:proofErr w:type="spellStart"/>
-      <w:r>
-        <w:rPr>
-          <w:rFonts w:ascii="Arial" w:eastAsia="Times New Roman" w:hAnsi="Arial" w:cs="Arial"/>
-          <w:b/>
-          <w:color w:val="000000"/>
-          <w:kern w:val="2"/>
-          <w:sz w:val="17"/>
-          <w:szCs w:val="24"/>
-        </w:rPr>
-        <w:t>custom.Suma</w:t>
+        <w:t>{custom.Suma</w:t>
       </w:r>
       <w:r>
         <w:rPr>
@@ -1549,7 +1351,6 @@
         </w:rPr>
         <w:t>Letras</w:t>
       </w:r>
-      <w:proofErr w:type="spellEnd"/>
       <w:r>
         <w:rPr>
           <w:rFonts w:ascii="Arial" w:eastAsia="Times New Roman" w:hAnsi="Arial" w:cs="Arial"/>
@@ -2447,31 +2248,7 @@
           <w:sz w:val="17"/>
           <w:szCs w:val="24"/>
         </w:rPr>
-        <w:t>{</w:t>
-      </w:r>
-      <w:proofErr w:type="spellStart"/>
-      <w:proofErr w:type="gramStart"/>
-      <w:r>
-        <w:rPr>
-          <w:rFonts w:ascii="Arial" w:eastAsia="Times New Roman" w:hAnsi="Arial" w:cs="Arial"/>
-          <w:color w:val="000000"/>
-          <w:kern w:val="2"/>
-          <w:sz w:val="17"/>
-          <w:szCs w:val="24"/>
-        </w:rPr>
-        <w:t>custom.FechaActualTextoMin</w:t>
-      </w:r>
-      <w:proofErr w:type="spellEnd"/>
-      <w:proofErr w:type="gramEnd"/>
-      <w:r>
-        <w:rPr>
-          <w:rFonts w:ascii="Arial" w:eastAsia="Times New Roman" w:hAnsi="Arial" w:cs="Arial"/>
-          <w:color w:val="000000"/>
-          <w:kern w:val="2"/>
-          <w:sz w:val="17"/>
-          <w:szCs w:val="24"/>
-        </w:rPr>
-        <w:t>}</w:t>
+        <w:t>{custom.FechaActualTextoMin}</w:t>
       </w:r>
     </w:p>
     <w:p>
@@ -2680,6 +2457,17 @@
           <w:szCs w:val="24"/>
         </w:rPr>
       </w:pPr>
+      <w:r>
+        <w:rPr>
+          <w:rFonts w:ascii="Arial" w:eastAsia="Times New Roman" w:hAnsi="Arial" w:cs="Arial"/>
+          <w:b/>
+          <w:color w:val="000000"/>
+          <w:kern w:val="2"/>
+          <w:sz w:val="17"/>
+          <w:szCs w:val="24"/>
+        </w:rPr>
+        <w:t>{custom.Secuestrante}</w:t>
+      </w:r>
     </w:p>
     <w:p>
       <w:pPr>

--- a/Reportes/FJ_GarantiaJ_Bas313.docx
+++ b/Reportes/FJ_GarantiaJ_Bas313.docx
@@ -51,7 +51,33 @@
           <w:sz w:val="17"/>
           <w:szCs w:val="24"/>
         </w:rPr>
-        <w:t>{custom.SumaTextoTotal}</w:t>
+        <w:t>{</w:t>
+      </w:r>
+      <w:proofErr w:type="spellStart"/>
+      <w:proofErr w:type="gramStart"/>
+      <w:r>
+        <w:rPr>
+          <w:rFonts w:ascii="Arial" w:eastAsia="Times New Roman" w:hAnsi="Arial" w:cs="Arial"/>
+          <w:b/>
+          <w:color w:val="000000"/>
+          <w:kern w:val="2"/>
+          <w:sz w:val="17"/>
+          <w:szCs w:val="24"/>
+        </w:rPr>
+        <w:t>custom.SumaTextoTotal</w:t>
+      </w:r>
+      <w:proofErr w:type="spellEnd"/>
+      <w:proofErr w:type="gramEnd"/>
+      <w:r>
+        <w:rPr>
+          <w:rFonts w:ascii="Arial" w:eastAsia="Times New Roman" w:hAnsi="Arial" w:cs="Arial"/>
+          <w:b/>
+          <w:color w:val="000000"/>
+          <w:kern w:val="2"/>
+          <w:sz w:val="17"/>
+          <w:szCs w:val="24"/>
+        </w:rPr>
+        <w:t>}</w:t>
       </w:r>
     </w:p>
     <w:p>
@@ -103,7 +129,33 @@
           <w:sz w:val="17"/>
           <w:szCs w:val="24"/>
         </w:rPr>
-        <w:t>{custom.SumaTextoTotal}</w:t>
+        <w:t>{</w:t>
+      </w:r>
+      <w:proofErr w:type="spellStart"/>
+      <w:proofErr w:type="gramStart"/>
+      <w:r>
+        <w:rPr>
+          <w:rFonts w:ascii="Arial" w:eastAsia="Times New Roman" w:hAnsi="Arial" w:cs="Arial"/>
+          <w:b/>
+          <w:color w:val="000000"/>
+          <w:kern w:val="2"/>
+          <w:sz w:val="17"/>
+          <w:szCs w:val="24"/>
+        </w:rPr>
+        <w:t>custom.SumaTextoTotal</w:t>
+      </w:r>
+      <w:proofErr w:type="spellEnd"/>
+      <w:proofErr w:type="gramEnd"/>
+      <w:r>
+        <w:rPr>
+          <w:rFonts w:ascii="Arial" w:eastAsia="Times New Roman" w:hAnsi="Arial" w:cs="Arial"/>
+          <w:b/>
+          <w:color w:val="000000"/>
+          <w:kern w:val="2"/>
+          <w:sz w:val="17"/>
+          <w:szCs w:val="24"/>
+        </w:rPr>
+        <w:t>}</w:t>
       </w:r>
     </w:p>
     <w:p>
@@ -155,7 +207,20 @@
           <w:sz w:val="17"/>
           <w:szCs w:val="24"/>
         </w:rPr>
-        <w:t>{custom.</w:t>
+        <w:t>{</w:t>
+      </w:r>
+      <w:proofErr w:type="spellStart"/>
+      <w:proofErr w:type="gramStart"/>
+      <w:r>
+        <w:rPr>
+          <w:rFonts w:ascii="Arial" w:eastAsia="Times New Roman" w:hAnsi="Arial" w:cs="Arial"/>
+          <w:b/>
+          <w:color w:val="000000"/>
+          <w:kern w:val="2"/>
+          <w:sz w:val="17"/>
+          <w:szCs w:val="24"/>
+        </w:rPr>
+        <w:t>custom.</w:t>
       </w:r>
       <w:r>
         <w:rPr>
@@ -168,6 +233,8 @@
         </w:rPr>
         <w:t>NumeroFianza</w:t>
       </w:r>
+      <w:proofErr w:type="spellEnd"/>
+      <w:proofErr w:type="gramEnd"/>
       <w:r>
         <w:rPr>
           <w:rFonts w:ascii="Arial" w:eastAsia="Times New Roman" w:hAnsi="Arial" w:cs="Arial"/>
@@ -229,7 +296,20 @@
           <w:sz w:val="17"/>
           <w:szCs w:val="24"/>
         </w:rPr>
-        <w:t>{custom.</w:t>
+        <w:t>{</w:t>
+      </w:r>
+      <w:proofErr w:type="spellStart"/>
+      <w:proofErr w:type="gramStart"/>
+      <w:r>
+        <w:rPr>
+          <w:rFonts w:ascii="Arial" w:eastAsia="Times New Roman" w:hAnsi="Arial" w:cs="Arial"/>
+          <w:b/>
+          <w:color w:val="000000"/>
+          <w:kern w:val="2"/>
+          <w:sz w:val="17"/>
+          <w:szCs w:val="24"/>
+        </w:rPr>
+        <w:t>custom.</w:t>
       </w:r>
       <w:r>
         <w:rPr>
@@ -242,6 +322,8 @@
         </w:rPr>
         <w:t>AFavor</w:t>
       </w:r>
+      <w:proofErr w:type="spellEnd"/>
+      <w:proofErr w:type="gramEnd"/>
       <w:r>
         <w:rPr>
           <w:rFonts w:ascii="Arial" w:eastAsia="Times New Roman" w:hAnsi="Arial" w:cs="Arial"/>
@@ -303,7 +385,20 @@
           <w:sz w:val="17"/>
           <w:szCs w:val="24"/>
         </w:rPr>
-        <w:t>{custom.</w:t>
+        <w:t>{</w:t>
+      </w:r>
+      <w:proofErr w:type="spellStart"/>
+      <w:proofErr w:type="gramStart"/>
+      <w:r>
+        <w:rPr>
+          <w:rFonts w:ascii="Arial" w:eastAsia="Times New Roman" w:hAnsi="Arial" w:cs="Arial"/>
+          <w:b/>
+          <w:color w:val="000000"/>
+          <w:kern w:val="2"/>
+          <w:sz w:val="17"/>
+          <w:szCs w:val="24"/>
+        </w:rPr>
+        <w:t>custom.</w:t>
       </w:r>
       <w:r>
         <w:rPr>
@@ -316,6 +411,8 @@
         </w:rPr>
         <w:t>Secuestrante</w:t>
       </w:r>
+      <w:proofErr w:type="spellEnd"/>
+      <w:proofErr w:type="gramEnd"/>
       <w:r>
         <w:rPr>
           <w:rFonts w:ascii="Arial" w:eastAsia="Times New Roman" w:hAnsi="Arial" w:cs="Arial"/>
@@ -377,7 +474,20 @@
           <w:sz w:val="17"/>
           <w:szCs w:val="24"/>
         </w:rPr>
-        <w:t>{custom.</w:t>
+        <w:t>{</w:t>
+      </w:r>
+      <w:proofErr w:type="spellStart"/>
+      <w:proofErr w:type="gramStart"/>
+      <w:r>
+        <w:rPr>
+          <w:rFonts w:ascii="Arial" w:eastAsia="Times New Roman" w:hAnsi="Arial" w:cs="Arial"/>
+          <w:b/>
+          <w:color w:val="000000"/>
+          <w:kern w:val="2"/>
+          <w:sz w:val="17"/>
+          <w:szCs w:val="24"/>
+        </w:rPr>
+        <w:t>custom.</w:t>
       </w:r>
       <w:r>
         <w:rPr>
@@ -390,6 +500,8 @@
         </w:rPr>
         <w:t>NumeroContrato</w:t>
       </w:r>
+      <w:proofErr w:type="spellEnd"/>
+      <w:proofErr w:type="gramEnd"/>
       <w:r>
         <w:rPr>
           <w:rFonts w:ascii="Arial" w:eastAsia="Times New Roman" w:hAnsi="Arial" w:cs="Arial"/>
@@ -586,7 +698,31 @@
           <w:sz w:val="17"/>
           <w:szCs w:val="24"/>
         </w:rPr>
-        <w:t>NÚMERO DE FIANZA: {custom.NumeroFianza}</w:t>
+        <w:t>NÚMERO DE FIANZA: {</w:t>
+      </w:r>
+      <w:proofErr w:type="spellStart"/>
+      <w:proofErr w:type="gramStart"/>
+      <w:r>
+        <w:rPr>
+          <w:rFonts w:ascii="Arial" w:eastAsia="Times New Roman" w:hAnsi="Arial" w:cs="Arial"/>
+          <w:color w:val="000000"/>
+          <w:kern w:val="2"/>
+          <w:sz w:val="17"/>
+          <w:szCs w:val="24"/>
+        </w:rPr>
+        <w:t>custom.NumeroFianza</w:t>
+      </w:r>
+      <w:proofErr w:type="spellEnd"/>
+      <w:proofErr w:type="gramEnd"/>
+      <w:r>
+        <w:rPr>
+          <w:rFonts w:ascii="Arial" w:eastAsia="Times New Roman" w:hAnsi="Arial" w:cs="Arial"/>
+          <w:color w:val="000000"/>
+          <w:kern w:val="2"/>
+          <w:sz w:val="17"/>
+          <w:szCs w:val="24"/>
+        </w:rPr>
+        <w:t>}</w:t>
       </w:r>
     </w:p>
     <w:p>
@@ -713,7 +849,20 @@
           <w:sz w:val="17"/>
           <w:szCs w:val="24"/>
         </w:rPr>
-        <w:t>{custom.</w:t>
+        <w:t>{</w:t>
+      </w:r>
+      <w:proofErr w:type="spellStart"/>
+      <w:proofErr w:type="gramStart"/>
+      <w:r>
+        <w:rPr>
+          <w:rFonts w:ascii="Arial" w:eastAsia="Times New Roman" w:hAnsi="Arial" w:cs="Arial"/>
+          <w:b/>
+          <w:color w:val="000000"/>
+          <w:kern w:val="2"/>
+          <w:sz w:val="17"/>
+          <w:szCs w:val="24"/>
+        </w:rPr>
+        <w:t>custom.</w:t>
       </w:r>
       <w:r>
         <w:rPr>
@@ -726,6 +875,8 @@
         </w:rPr>
         <w:t>Tenedor</w:t>
       </w:r>
+      <w:proofErr w:type="spellEnd"/>
+      <w:proofErr w:type="gramEnd"/>
       <w:r>
         <w:rPr>
           <w:rFonts w:ascii="Arial" w:eastAsia="Times New Roman" w:hAnsi="Arial" w:cs="Arial"/>
@@ -972,7 +1123,31 @@
           <w:sz w:val="17"/>
           <w:szCs w:val="24"/>
         </w:rPr>
-        <w:t>{custom.Suma}</w:t>
+        <w:t>{</w:t>
+      </w:r>
+      <w:proofErr w:type="spellStart"/>
+      <w:r>
+        <w:rPr>
+          <w:rFonts w:ascii="Arial" w:eastAsia="Times New Roman" w:hAnsi="Arial" w:cs="Arial"/>
+          <w:b/>
+          <w:color w:val="000000"/>
+          <w:kern w:val="2"/>
+          <w:sz w:val="17"/>
+          <w:szCs w:val="24"/>
+        </w:rPr>
+        <w:t>custom.Suma</w:t>
+      </w:r>
+      <w:proofErr w:type="spellEnd"/>
+      <w:r>
+        <w:rPr>
+          <w:rFonts w:ascii="Arial" w:eastAsia="Times New Roman" w:hAnsi="Arial" w:cs="Arial"/>
+          <w:b/>
+          <w:color w:val="000000"/>
+          <w:kern w:val="2"/>
+          <w:sz w:val="17"/>
+          <w:szCs w:val="24"/>
+        </w:rPr>
+        <w:t>}</w:t>
       </w:r>
       <w:r>
         <w:rPr>
@@ -1015,7 +1190,31 @@
           <w:sz w:val="17"/>
           <w:szCs w:val="24"/>
         </w:rPr>
-        <w:t>{custom.AFavor},</w:t>
+        <w:t>{</w:t>
+      </w:r>
+      <w:proofErr w:type="spellStart"/>
+      <w:r>
+        <w:rPr>
+          <w:rFonts w:ascii="Arial" w:eastAsia="Times New Roman" w:hAnsi="Arial" w:cs="Arial"/>
+          <w:b/>
+          <w:color w:val="000000"/>
+          <w:kern w:val="2"/>
+          <w:sz w:val="17"/>
+          <w:szCs w:val="24"/>
+        </w:rPr>
+        <w:t>custom.AFavor</w:t>
+      </w:r>
+      <w:proofErr w:type="spellEnd"/>
+      <w:r>
+        <w:rPr>
+          <w:rFonts w:ascii="Arial" w:eastAsia="Times New Roman" w:hAnsi="Arial" w:cs="Arial"/>
+          <w:b/>
+          <w:color w:val="000000"/>
+          <w:kern w:val="2"/>
+          <w:sz w:val="17"/>
+          <w:szCs w:val="24"/>
+        </w:rPr>
+        <w:t>},</w:t>
       </w:r>
       <w:r>
         <w:rPr>
@@ -1078,7 +1277,19 @@
           <w:sz w:val="17"/>
           <w:szCs w:val="24"/>
         </w:rPr>
-        <w:t>{custom.</w:t>
+        <w:t>{</w:t>
+      </w:r>
+      <w:proofErr w:type="spellStart"/>
+      <w:r>
+        <w:rPr>
+          <w:rFonts w:ascii="Arial" w:eastAsia="Times New Roman" w:hAnsi="Arial" w:cs="Arial"/>
+          <w:b/>
+          <w:color w:val="000000"/>
+          <w:kern w:val="2"/>
+          <w:sz w:val="17"/>
+          <w:szCs w:val="24"/>
+        </w:rPr>
+        <w:t>custom.</w:t>
       </w:r>
       <w:r>
         <w:rPr>
@@ -1091,6 +1302,7 @@
         </w:rPr>
         <w:t>Secuestrante</w:t>
       </w:r>
+      <w:proofErr w:type="spellEnd"/>
       <w:r>
         <w:rPr>
           <w:rFonts w:ascii="Arial" w:eastAsia="Times New Roman" w:hAnsi="Arial" w:cs="Arial"/>
@@ -1295,7 +1507,33 @@
           <w:sz w:val="17"/>
           <w:szCs w:val="24"/>
         </w:rPr>
-        <w:t>{custom.Tenedor}</w:t>
+        <w:t>{</w:t>
+      </w:r>
+      <w:proofErr w:type="spellStart"/>
+      <w:proofErr w:type="gramStart"/>
+      <w:r>
+        <w:rPr>
+          <w:rFonts w:ascii="Arial" w:eastAsia="Times New Roman" w:hAnsi="Arial" w:cs="Arial"/>
+          <w:b/>
+          <w:color w:val="000000"/>
+          <w:kern w:val="2"/>
+          <w:sz w:val="17"/>
+          <w:szCs w:val="24"/>
+        </w:rPr>
+        <w:t>custom.Tenedor</w:t>
+      </w:r>
+      <w:proofErr w:type="spellEnd"/>
+      <w:proofErr w:type="gramEnd"/>
+      <w:r>
+        <w:rPr>
+          <w:rFonts w:ascii="Arial" w:eastAsia="Times New Roman" w:hAnsi="Arial" w:cs="Arial"/>
+          <w:b/>
+          <w:color w:val="000000"/>
+          <w:kern w:val="2"/>
+          <w:sz w:val="17"/>
+          <w:szCs w:val="24"/>
+        </w:rPr>
+        <w:t>}</w:t>
       </w:r>
       <w:r>
         <w:rPr>
@@ -1316,7 +1554,33 @@
           <w:sz w:val="17"/>
           <w:szCs w:val="24"/>
         </w:rPr>
-        <w:t>{custom.MonedaMonto}</w:t>
+        <w:t>{</w:t>
+      </w:r>
+      <w:proofErr w:type="spellStart"/>
+      <w:proofErr w:type="gramStart"/>
+      <w:r>
+        <w:rPr>
+          <w:rFonts w:ascii="Arial" w:eastAsia="Times New Roman" w:hAnsi="Arial" w:cs="Arial"/>
+          <w:b/>
+          <w:color w:val="000000"/>
+          <w:kern w:val="2"/>
+          <w:sz w:val="17"/>
+          <w:szCs w:val="24"/>
+        </w:rPr>
+        <w:t>custom.MonedaMonto</w:t>
+      </w:r>
+      <w:proofErr w:type="spellEnd"/>
+      <w:proofErr w:type="gramEnd"/>
+      <w:r>
+        <w:rPr>
+          <w:rFonts w:ascii="Arial" w:eastAsia="Times New Roman" w:hAnsi="Arial" w:cs="Arial"/>
+          <w:b/>
+          <w:color w:val="000000"/>
+          <w:kern w:val="2"/>
+          <w:sz w:val="17"/>
+          <w:szCs w:val="24"/>
+        </w:rPr>
+        <w:t>}</w:t>
       </w:r>
       <w:r>
         <w:rPr>
@@ -1338,7 +1602,19 @@
           <w:sz w:val="17"/>
           <w:szCs w:val="24"/>
         </w:rPr>
-        <w:t>{custom.Suma</w:t>
+        <w:t>{</w:t>
+      </w:r>
+      <w:proofErr w:type="spellStart"/>
+      <w:r>
+        <w:rPr>
+          <w:rFonts w:ascii="Arial" w:eastAsia="Times New Roman" w:hAnsi="Arial" w:cs="Arial"/>
+          <w:b/>
+          <w:color w:val="000000"/>
+          <w:kern w:val="2"/>
+          <w:sz w:val="17"/>
+          <w:szCs w:val="24"/>
+        </w:rPr>
+        <w:t>custom.Suma</w:t>
       </w:r>
       <w:r>
         <w:rPr>
@@ -1351,6 +1627,7 @@
         </w:rPr>
         <w:t>Letras</w:t>
       </w:r>
+      <w:proofErr w:type="spellEnd"/>
       <w:r>
         <w:rPr>
           <w:rFonts w:ascii="Arial" w:eastAsia="Times New Roman" w:hAnsi="Arial" w:cs="Arial"/>
@@ -2248,7 +2525,31 @@
           <w:sz w:val="17"/>
           <w:szCs w:val="24"/>
         </w:rPr>
-        <w:t>{custom.FechaActualTextoMin}</w:t>
+        <w:t>{</w:t>
+      </w:r>
+      <w:proofErr w:type="spellStart"/>
+      <w:proofErr w:type="gramStart"/>
+      <w:r>
+        <w:rPr>
+          <w:rFonts w:ascii="Arial" w:eastAsia="Times New Roman" w:hAnsi="Arial" w:cs="Arial"/>
+          <w:color w:val="000000"/>
+          <w:kern w:val="2"/>
+          <w:sz w:val="17"/>
+          <w:szCs w:val="24"/>
+        </w:rPr>
+        <w:t>custom.FechaActualTextoMin</w:t>
+      </w:r>
+      <w:proofErr w:type="spellEnd"/>
+      <w:proofErr w:type="gramEnd"/>
+      <w:r>
+        <w:rPr>
+          <w:rFonts w:ascii="Arial" w:eastAsia="Times New Roman" w:hAnsi="Arial" w:cs="Arial"/>
+          <w:color w:val="000000"/>
+          <w:kern w:val="2"/>
+          <w:sz w:val="17"/>
+          <w:szCs w:val="24"/>
+        </w:rPr>
+        <w:t>}</w:t>
       </w:r>
     </w:p>
     <w:p>
@@ -2466,7 +2767,33 @@
           <w:sz w:val="17"/>
           <w:szCs w:val="24"/>
         </w:rPr>
-        <w:t>{custom.Secuestrante}</w:t>
+        <w:t>{</w:t>
+      </w:r>
+      <w:proofErr w:type="spellStart"/>
+      <w:proofErr w:type="gramStart"/>
+      <w:r>
+        <w:rPr>
+          <w:rFonts w:ascii="Arial" w:eastAsia="Times New Roman" w:hAnsi="Arial" w:cs="Arial"/>
+          <w:b/>
+          <w:color w:val="000000"/>
+          <w:kern w:val="2"/>
+          <w:sz w:val="17"/>
+          <w:szCs w:val="24"/>
+        </w:rPr>
+        <w:t>custom.Secuestrante</w:t>
+      </w:r>
+      <w:proofErr w:type="spellEnd"/>
+      <w:proofErr w:type="gramEnd"/>
+      <w:r>
+        <w:rPr>
+          <w:rFonts w:ascii="Arial" w:eastAsia="Times New Roman" w:hAnsi="Arial" w:cs="Arial"/>
+          <w:b/>
+          <w:color w:val="000000"/>
+          <w:kern w:val="2"/>
+          <w:sz w:val="17"/>
+          <w:szCs w:val="24"/>
+        </w:rPr>
+        <w:t>}</w:t>
       </w:r>
     </w:p>
     <w:p>
@@ -2559,7 +2886,6 @@
     </w:p>
     <w:p>
       <w:pPr>
-        <w:framePr w:w="8595" w:h="229" w:hRule="exact" w:wrap="auto" w:vAnchor="page" w:hAnchor="page" w:x="541" w:y="15252"/>
         <w:widowControl w:val="0"/>
         <w:tabs>
           <w:tab w:val="left" w:pos="360"/>
@@ -2598,24 +2924,9 @@
           <w:szCs w:val="24"/>
         </w:rPr>
       </w:pPr>
-      <w:r>
-        <w:rPr>
-          <w:rFonts w:ascii="Arial" w:eastAsia="Times New Roman" w:hAnsi="Arial" w:cs="Arial"/>
-          <w:color w:val="000000"/>
-          <w:kern w:val="2"/>
-          <w:sz w:val="15"/>
-          <w:szCs w:val="24"/>
-        </w:rPr>
-        <w:t>Regulado y Supervisado por la Superintendencia de Seguros y Reaseguros de Panamá</w:t>
-      </w:r>
     </w:p>
     <w:sectPr>
-      <w:headerReference w:type="even" r:id="rId6"/>
-      <w:headerReference w:type="default" r:id="rId7"/>
-      <w:footerReference w:type="even" r:id="rId8"/>
-      <w:footerReference w:type="default" r:id="rId9"/>
-      <w:headerReference w:type="first" r:id="rId10"/>
-      <w:footerReference w:type="first" r:id="rId11"/>
+      <w:footerReference w:type="default" r:id="rId6"/>
       <w:type w:val="continuous"/>
       <w:pgSz w:w="12240" w:h="15840"/>
       <w:pgMar w:top="360" w:right="360" w:bottom="360" w:left="360" w:header="720" w:footer="720" w:gutter="0"/>
@@ -2653,19 +2964,57 @@
 
 <file path=word/footer1.xml><?xml version="1.0" encoding="utf-8"?>
 <w:ftr xmlns:wpc="http://schemas.microsoft.com/office/word/2010/wordprocessingCanvas" xmlns:cx="http://schemas.microsoft.com/office/drawing/2014/chartex" xmlns:cx1="http://schemas.microsoft.com/office/drawing/2015/9/8/chartex" xmlns:cx2="http://schemas.microsoft.com/office/drawing/2015/10/21/chartex" xmlns:cx3="http://schemas.microsoft.com/office/drawing/2016/5/9/chartex" xmlns:cx4="http://schemas.microsoft.com/office/drawing/2016/5/10/chartex" xmlns:cx5="http://schemas.microsoft.com/office/drawing/2016/5/11/chartex" xmlns:cx6="http://schemas.microsoft.com/office/drawing/2016/5/12/chartex" xmlns:cx7="http://schemas.microsoft.com/office/drawing/2016/5/13/chartex" xmlns:cx8="http://schemas.microsoft.com/office/drawing/2016/5/14/chartex" xmlns:mc="http://schemas.openxmlformats.org/markup-compatibility/2006" xmlns:aink="http://schemas.microsoft.com/office/drawing/2016/ink" xmlns:am3d="http://schemas.microsoft.com/office/drawing/2017/model3d" xmlns:o="urn:schemas-microsoft-com:office:office" xmlns:oel="http://schemas.microsoft.com/office/2019/extlst" xmlns:r="http://schemas.openxmlformats.org/officeDocument/2006/relationships" xmlns:m="http://schemas.openxmlformats.org/officeDocument/2006/math" xmlns:v="urn:schemas-microsoft-com:vml" xmlns:wp14="http://schemas.microsoft.com/office/word/2010/wordprocessingDrawing" xmlns:wp="http://schemas.openxmlformats.org/drawingml/2006/wordprocessingDrawing" xmlns:w10="urn:schemas-microsoft-com:office:word" xmlns:w="http://schemas.openxmlformats.org/wordprocessingml/2006/main" xmlns:w14="http://schemas.microsoft.com/office/word/2010/wordml" xmlns:w15="http://schemas.microsoft.com/office/word/2012/wordml" xmlns:w16cex="http://schemas.microsoft.com/office/word/2018/wordml/cex" xmlns:w16cid="http://schemas.microsoft.com/office/word/2016/wordml/cid" xmlns:w16="http://schemas.microsoft.com/office/word/2018/wordml" xmlns:w16sdtdh="http://schemas.microsoft.com/office/word/2020/wordml/sdtdatahash" xmlns:w16se="http://schemas.microsoft.com/office/word/2015/wordml/symex" xmlns:wpg="http://schemas.microsoft.com/office/word/2010/wordprocessingGroup" xmlns:wpi="http://schemas.microsoft.com/office/word/2010/wordprocessingInk" xmlns:wne="http://schemas.microsoft.com/office/word/2006/wordml" xmlns:wps="http://schemas.microsoft.com/office/word/2010/wordprocessingShape" mc:Ignorable="w14 w15 w16se w16cid w16 w16cex w16sdtdh wp14">
-  <w:p/>
-</w:ftr>
-</file>
-
-<file path=word/footer2.xml><?xml version="1.0" encoding="utf-8"?>
-<w:ftr xmlns:wpc="http://schemas.microsoft.com/office/word/2010/wordprocessingCanvas" xmlns:cx="http://schemas.microsoft.com/office/drawing/2014/chartex" xmlns:cx1="http://schemas.microsoft.com/office/drawing/2015/9/8/chartex" xmlns:cx2="http://schemas.microsoft.com/office/drawing/2015/10/21/chartex" xmlns:cx3="http://schemas.microsoft.com/office/drawing/2016/5/9/chartex" xmlns:cx4="http://schemas.microsoft.com/office/drawing/2016/5/10/chartex" xmlns:cx5="http://schemas.microsoft.com/office/drawing/2016/5/11/chartex" xmlns:cx6="http://schemas.microsoft.com/office/drawing/2016/5/12/chartex" xmlns:cx7="http://schemas.microsoft.com/office/drawing/2016/5/13/chartex" xmlns:cx8="http://schemas.microsoft.com/office/drawing/2016/5/14/chartex" xmlns:mc="http://schemas.openxmlformats.org/markup-compatibility/2006" xmlns:aink="http://schemas.microsoft.com/office/drawing/2016/ink" xmlns:am3d="http://schemas.microsoft.com/office/drawing/2017/model3d" xmlns:o="urn:schemas-microsoft-com:office:office" xmlns:oel="http://schemas.microsoft.com/office/2019/extlst" xmlns:r="http://schemas.openxmlformats.org/officeDocument/2006/relationships" xmlns:m="http://schemas.openxmlformats.org/officeDocument/2006/math" xmlns:v="urn:schemas-microsoft-com:vml" xmlns:wp14="http://schemas.microsoft.com/office/word/2010/wordprocessingDrawing" xmlns:wp="http://schemas.openxmlformats.org/drawingml/2006/wordprocessingDrawing" xmlns:w10="urn:schemas-microsoft-com:office:word" xmlns:w="http://schemas.openxmlformats.org/wordprocessingml/2006/main" xmlns:w14="http://schemas.microsoft.com/office/word/2010/wordml" xmlns:w15="http://schemas.microsoft.com/office/word/2012/wordml" xmlns:w16cex="http://schemas.microsoft.com/office/word/2018/wordml/cex" xmlns:w16cid="http://schemas.microsoft.com/office/word/2016/wordml/cid" xmlns:w16="http://schemas.microsoft.com/office/word/2018/wordml" xmlns:w16sdtdh="http://schemas.microsoft.com/office/word/2020/wordml/sdtdatahash" xmlns:w16se="http://schemas.microsoft.com/office/word/2015/wordml/symex" xmlns:wpg="http://schemas.microsoft.com/office/word/2010/wordprocessingGroup" xmlns:wpi="http://schemas.microsoft.com/office/word/2010/wordprocessingInk" xmlns:wne="http://schemas.microsoft.com/office/word/2006/wordml" xmlns:wps="http://schemas.microsoft.com/office/word/2010/wordprocessingShape" mc:Ignorable="w14 w15 w16se w16cid w16 w16cex w16sdtdh wp14">
-  <w:p/>
-</w:ftr>
-</file>
-
-<file path=word/footer3.xml><?xml version="1.0" encoding="utf-8"?>
-<w:ftr xmlns:wpc="http://schemas.microsoft.com/office/word/2010/wordprocessingCanvas" xmlns:cx="http://schemas.microsoft.com/office/drawing/2014/chartex" xmlns:cx1="http://schemas.microsoft.com/office/drawing/2015/9/8/chartex" xmlns:cx2="http://schemas.microsoft.com/office/drawing/2015/10/21/chartex" xmlns:cx3="http://schemas.microsoft.com/office/drawing/2016/5/9/chartex" xmlns:cx4="http://schemas.microsoft.com/office/drawing/2016/5/10/chartex" xmlns:cx5="http://schemas.microsoft.com/office/drawing/2016/5/11/chartex" xmlns:cx6="http://schemas.microsoft.com/office/drawing/2016/5/12/chartex" xmlns:cx7="http://schemas.microsoft.com/office/drawing/2016/5/13/chartex" xmlns:cx8="http://schemas.microsoft.com/office/drawing/2016/5/14/chartex" xmlns:mc="http://schemas.openxmlformats.org/markup-compatibility/2006" xmlns:aink="http://schemas.microsoft.com/office/drawing/2016/ink" xmlns:am3d="http://schemas.microsoft.com/office/drawing/2017/model3d" xmlns:o="urn:schemas-microsoft-com:office:office" xmlns:oel="http://schemas.microsoft.com/office/2019/extlst" xmlns:r="http://schemas.openxmlformats.org/officeDocument/2006/relationships" xmlns:m="http://schemas.openxmlformats.org/officeDocument/2006/math" xmlns:v="urn:schemas-microsoft-com:vml" xmlns:wp14="http://schemas.microsoft.com/office/word/2010/wordprocessingDrawing" xmlns:wp="http://schemas.openxmlformats.org/drawingml/2006/wordprocessingDrawing" xmlns:w10="urn:schemas-microsoft-com:office:word" xmlns:w="http://schemas.openxmlformats.org/wordprocessingml/2006/main" xmlns:w14="http://schemas.microsoft.com/office/word/2010/wordml" xmlns:w15="http://schemas.microsoft.com/office/word/2012/wordml" xmlns:w16cex="http://schemas.microsoft.com/office/word/2018/wordml/cex" xmlns:w16cid="http://schemas.microsoft.com/office/word/2016/wordml/cid" xmlns:w16="http://schemas.microsoft.com/office/word/2018/wordml" xmlns:w16sdtdh="http://schemas.microsoft.com/office/word/2020/wordml/sdtdatahash" xmlns:w16se="http://schemas.microsoft.com/office/word/2015/wordml/symex" xmlns:wpg="http://schemas.microsoft.com/office/word/2010/wordprocessingGroup" xmlns:wpi="http://schemas.microsoft.com/office/word/2010/wordprocessingInk" xmlns:wne="http://schemas.microsoft.com/office/word/2006/wordml" xmlns:wps="http://schemas.microsoft.com/office/word/2010/wordprocessingShape" mc:Ignorable="w14 w15 w16se w16cid w16 w16cex w16sdtdh wp14">
-  <w:p/>
+  <w:p>
+    <w:pPr>
+      <w:widowControl w:val="0"/>
+      <w:tabs>
+        <w:tab w:val="left" w:pos="360"/>
+        <w:tab w:val="left" w:pos="720"/>
+        <w:tab w:val="left" w:pos="1080"/>
+        <w:tab w:val="left" w:pos="1440"/>
+        <w:tab w:val="left" w:pos="1800"/>
+        <w:tab w:val="left" w:pos="2160"/>
+        <w:tab w:val="left" w:pos="2520"/>
+        <w:tab w:val="left" w:pos="2880"/>
+        <w:tab w:val="left" w:pos="3240"/>
+        <w:tab w:val="left" w:pos="3600"/>
+        <w:tab w:val="left" w:pos="3960"/>
+        <w:tab w:val="left" w:pos="4320"/>
+        <w:tab w:val="left" w:pos="4680"/>
+        <w:tab w:val="left" w:pos="5040"/>
+        <w:tab w:val="left" w:pos="5400"/>
+        <w:tab w:val="left" w:pos="5760"/>
+        <w:tab w:val="left" w:pos="6120"/>
+        <w:tab w:val="left" w:pos="6480"/>
+        <w:tab w:val="left" w:pos="6840"/>
+        <w:tab w:val="left" w:pos="7200"/>
+        <w:tab w:val="left" w:pos="7560"/>
+        <w:tab w:val="left" w:pos="7920"/>
+        <w:tab w:val="left" w:pos="8280"/>
+      </w:tabs>
+      <w:autoSpaceDE w:val="0"/>
+      <w:autoSpaceDN w:val="0"/>
+      <w:adjustRightInd w:val="0"/>
+      <w:spacing w:after="0" w:line="240" w:lineRule="auto"/>
+      <w:rPr>
+        <w:rFonts w:ascii="Arial" w:eastAsia="Times New Roman" w:hAnsi="Arial" w:cs="Arial"/>
+        <w:color w:val="000000"/>
+        <w:kern w:val="2"/>
+        <w:sz w:val="15"/>
+        <w:szCs w:val="24"/>
+      </w:rPr>
+    </w:pPr>
+    <w:r>
+      <w:rPr>
+        <w:rFonts w:ascii="Arial" w:eastAsia="Times New Roman" w:hAnsi="Arial" w:cs="Arial"/>
+        <w:color w:val="000000"/>
+        <w:kern w:val="2"/>
+        <w:sz w:val="15"/>
+        <w:szCs w:val="24"/>
+      </w:rPr>
+      <w:t>Regulado y Supervisado por la Superintendencia de Seguros y Reaseguros de Panamá</w:t>
+    </w:r>
+  </w:p>
 </w:ftr>
 </file>
 
@@ -2692,24 +3041,6 @@
     </w:p>
   </w:footnote>
 </w:footnotes>
-</file>
-
-<file path=word/header1.xml><?xml version="1.0" encoding="utf-8"?>
-<w:hdr xmlns:wpc="http://schemas.microsoft.com/office/word/2010/wordprocessingCanvas" xmlns:cx="http://schemas.microsoft.com/office/drawing/2014/chartex" xmlns:cx1="http://schemas.microsoft.com/office/drawing/2015/9/8/chartex" xmlns:cx2="http://schemas.microsoft.com/office/drawing/2015/10/21/chartex" xmlns:cx3="http://schemas.microsoft.com/office/drawing/2016/5/9/chartex" xmlns:cx4="http://schemas.microsoft.com/office/drawing/2016/5/10/chartex" xmlns:cx5="http://schemas.microsoft.com/office/drawing/2016/5/11/chartex" xmlns:cx6="http://schemas.microsoft.com/office/drawing/2016/5/12/chartex" xmlns:cx7="http://schemas.microsoft.com/office/drawing/2016/5/13/chartex" xmlns:cx8="http://schemas.microsoft.com/office/drawing/2016/5/14/chartex" xmlns:mc="http://schemas.openxmlformats.org/markup-compatibility/2006" xmlns:aink="http://schemas.microsoft.com/office/drawing/2016/ink" xmlns:am3d="http://schemas.microsoft.com/office/drawing/2017/model3d" xmlns:o="urn:schemas-microsoft-com:office:office" xmlns:oel="http://schemas.microsoft.com/office/2019/extlst" xmlns:r="http://schemas.openxmlformats.org/officeDocument/2006/relationships" xmlns:m="http://schemas.openxmlformats.org/officeDocument/2006/math" xmlns:v="urn:schemas-microsoft-com:vml" xmlns:wp14="http://schemas.microsoft.com/office/word/2010/wordprocessingDrawing" xmlns:wp="http://schemas.openxmlformats.org/drawingml/2006/wordprocessingDrawing" xmlns:w10="urn:schemas-microsoft-com:office:word" xmlns:w="http://schemas.openxmlformats.org/wordprocessingml/2006/main" xmlns:w14="http://schemas.microsoft.com/office/word/2010/wordml" xmlns:w15="http://schemas.microsoft.com/office/word/2012/wordml" xmlns:w16cex="http://schemas.microsoft.com/office/word/2018/wordml/cex" xmlns:w16cid="http://schemas.microsoft.com/office/word/2016/wordml/cid" xmlns:w16="http://schemas.microsoft.com/office/word/2018/wordml" xmlns:w16sdtdh="http://schemas.microsoft.com/office/word/2020/wordml/sdtdatahash" xmlns:w16se="http://schemas.microsoft.com/office/word/2015/wordml/symex" xmlns:wpg="http://schemas.microsoft.com/office/word/2010/wordprocessingGroup" xmlns:wpi="http://schemas.microsoft.com/office/word/2010/wordprocessingInk" xmlns:wne="http://schemas.microsoft.com/office/word/2006/wordml" xmlns:wps="http://schemas.microsoft.com/office/word/2010/wordprocessingShape" mc:Ignorable="w14 w15 w16se w16cid w16 w16cex w16sdtdh wp14">
-  <w:p/>
-</w:hdr>
-</file>
-
-<file path=word/header2.xml><?xml version="1.0" encoding="utf-8"?>
-<w:hdr xmlns:wpc="http://schemas.microsoft.com/office/word/2010/wordprocessingCanvas" xmlns:cx="http://schemas.microsoft.com/office/drawing/2014/chartex" xmlns:cx1="http://schemas.microsoft.com/office/drawing/2015/9/8/chartex" xmlns:cx2="http://schemas.microsoft.com/office/drawing/2015/10/21/chartex" xmlns:cx3="http://schemas.microsoft.com/office/drawing/2016/5/9/chartex" xmlns:cx4="http://schemas.microsoft.com/office/drawing/2016/5/10/chartex" xmlns:cx5="http://schemas.microsoft.com/office/drawing/2016/5/11/chartex" xmlns:cx6="http://schemas.microsoft.com/office/drawing/2016/5/12/chartex" xmlns:cx7="http://schemas.microsoft.com/office/drawing/2016/5/13/chartex" xmlns:cx8="http://schemas.microsoft.com/office/drawing/2016/5/14/chartex" xmlns:mc="http://schemas.openxmlformats.org/markup-compatibility/2006" xmlns:aink="http://schemas.microsoft.com/office/drawing/2016/ink" xmlns:am3d="http://schemas.microsoft.com/office/drawing/2017/model3d" xmlns:o="urn:schemas-microsoft-com:office:office" xmlns:oel="http://schemas.microsoft.com/office/2019/extlst" xmlns:r="http://schemas.openxmlformats.org/officeDocument/2006/relationships" xmlns:m="http://schemas.openxmlformats.org/officeDocument/2006/math" xmlns:v="urn:schemas-microsoft-com:vml" xmlns:wp14="http://schemas.microsoft.com/office/word/2010/wordprocessingDrawing" xmlns:wp="http://schemas.openxmlformats.org/drawingml/2006/wordprocessingDrawing" xmlns:w10="urn:schemas-microsoft-com:office:word" xmlns:w="http://schemas.openxmlformats.org/wordprocessingml/2006/main" xmlns:w14="http://schemas.microsoft.com/office/word/2010/wordml" xmlns:w15="http://schemas.microsoft.com/office/word/2012/wordml" xmlns:w16cex="http://schemas.microsoft.com/office/word/2018/wordml/cex" xmlns:w16cid="http://schemas.microsoft.com/office/word/2016/wordml/cid" xmlns:w16="http://schemas.microsoft.com/office/word/2018/wordml" xmlns:w16sdtdh="http://schemas.microsoft.com/office/word/2020/wordml/sdtdatahash" xmlns:w16se="http://schemas.microsoft.com/office/word/2015/wordml/symex" xmlns:wpg="http://schemas.microsoft.com/office/word/2010/wordprocessingGroup" xmlns:wpi="http://schemas.microsoft.com/office/word/2010/wordprocessingInk" xmlns:wne="http://schemas.microsoft.com/office/word/2006/wordml" xmlns:wps="http://schemas.microsoft.com/office/word/2010/wordprocessingShape" mc:Ignorable="w14 w15 w16se w16cid w16 w16cex w16sdtdh wp14">
-  <w:p/>
-</w:hdr>
-</file>
-
-<file path=word/header3.xml><?xml version="1.0" encoding="utf-8"?>
-<w:hdr xmlns:wpc="http://schemas.microsoft.com/office/word/2010/wordprocessingCanvas" xmlns:cx="http://schemas.microsoft.com/office/drawing/2014/chartex" xmlns:cx1="http://schemas.microsoft.com/office/drawing/2015/9/8/chartex" xmlns:cx2="http://schemas.microsoft.com/office/drawing/2015/10/21/chartex" xmlns:cx3="http://schemas.microsoft.com/office/drawing/2016/5/9/chartex" xmlns:cx4="http://schemas.microsoft.com/office/drawing/2016/5/10/chartex" xmlns:cx5="http://schemas.microsoft.com/office/drawing/2016/5/11/chartex" xmlns:cx6="http://schemas.microsoft.com/office/drawing/2016/5/12/chartex" xmlns:cx7="http://schemas.microsoft.com/office/drawing/2016/5/13/chartex" xmlns:cx8="http://schemas.microsoft.com/office/drawing/2016/5/14/chartex" xmlns:mc="http://schemas.openxmlformats.org/markup-compatibility/2006" xmlns:aink="http://schemas.microsoft.com/office/drawing/2016/ink" xmlns:am3d="http://schemas.microsoft.com/office/drawing/2017/model3d" xmlns:o="urn:schemas-microsoft-com:office:office" xmlns:oel="http://schemas.microsoft.com/office/2019/extlst" xmlns:r="http://schemas.openxmlformats.org/officeDocument/2006/relationships" xmlns:m="http://schemas.openxmlformats.org/officeDocument/2006/math" xmlns:v="urn:schemas-microsoft-com:vml" xmlns:wp14="http://schemas.microsoft.com/office/word/2010/wordprocessingDrawing" xmlns:wp="http://schemas.openxmlformats.org/drawingml/2006/wordprocessingDrawing" xmlns:w10="urn:schemas-microsoft-com:office:word" xmlns:w="http://schemas.openxmlformats.org/wordprocessingml/2006/main" xmlns:w14="http://schemas.microsoft.com/office/word/2010/wordml" xmlns:w15="http://schemas.microsoft.com/office/word/2012/wordml" xmlns:w16cex="http://schemas.microsoft.com/office/word/2018/wordml/cex" xmlns:w16cid="http://schemas.microsoft.com/office/word/2016/wordml/cid" xmlns:w16="http://schemas.microsoft.com/office/word/2018/wordml" xmlns:w16sdtdh="http://schemas.microsoft.com/office/word/2020/wordml/sdtdatahash" xmlns:w16se="http://schemas.microsoft.com/office/word/2015/wordml/symex" xmlns:wpg="http://schemas.microsoft.com/office/word/2010/wordprocessingGroup" xmlns:wpi="http://schemas.microsoft.com/office/word/2010/wordprocessingInk" xmlns:wne="http://schemas.microsoft.com/office/word/2006/wordml" xmlns:wps="http://schemas.microsoft.com/office/word/2010/wordprocessingShape" mc:Ignorable="w14 w15 w16se w16cid w16 w16cex w16sdtdh wp14">
-  <w:p/>
-</w:hdr>
 </file>
 
 <file path=word/styles.xml><?xml version="1.0" encoding="utf-8"?>
